--- a/india_monitor_data/rag/documents/Weather_Policies/Hyderabad_Weather_Protocol.docx
+++ b/india_monitor_data/rag/documents/Weather_Policies/Hyderabad_Weather_Protocol.docx
@@ -13,7 +13,7 @@
     </w:p>
     <w:p>
       <w:r>
-        <w:t>Generated: 2026-08-27 17:26:06</w:t>
+        <w:t>Generated: 2026-08-27 21:23:16</w:t>
       </w:r>
     </w:p>
     <w:p>

--- a/india_monitor_data/rag/documents/Weather_Policies/Hyderabad_Weather_Protocol.docx
+++ b/india_monitor_data/rag/documents/Weather_Policies/Hyderabad_Weather_Protocol.docx
@@ -13,12 +13,12 @@
     </w:p>
     <w:p>
       <w:r>
-        <w:t>Generated: 2026-08-27 21:23:16</w:t>
+        <w:t>Generated: 2026-08-31 20:08:20</w:t>
       </w:r>
     </w:p>
     <w:p>
       <w:r>
-        <w:t>Total Alerts Analyzed: 2</w:t>
+        <w:t>Total Alerts Analyzed: 5</w:t>
       </w:r>
     </w:p>
     <w:p/>
@@ -102,17 +102,21 @@
         <w:pStyle w:val="Heading2"/>
       </w:pPr>
       <w:r>
-        <w:t>High Wind Events</w:t>
+        <w:t>High Wind &amp; Gale Warning Protocol</w:t>
       </w:r>
     </w:p>
     <w:p>
       <w:r>
-        <w:t>💨 2 high wind events recorded. Peak: 32.9 m/s</w:t>
+        <w:t>💨 5 high wind events recorded. Peak: 32.9 m/s in Hyderabad.</w:t>
       </w:r>
     </w:p>
     <w:p>
       <w:r>
-        <w:t>Action: Suspend tall vehicle (&gt;3m) routing. Force Majeure clause applicable per Carrier Master Agreement Section 4.2.</w:t>
+        <w:t>• Transit Safety: High crosswinds exceeding 15.0 m/s pose rollover hazards for high-cube curtain-sided trailers (&gt;3.0m height).</w:t>
+        <w:br/>
+        <w:t>• Carrier Routing Directive: Suspend high-cube trailer routing over coastal bridges and elevated expressways; mandate low-profile rigid trucks.</w:t>
+        <w:br/>
+        <w:t>• Force Majeure Eligibility: Delays resulting from official IMD (India Meteorological Department) gale warnings qualify for Section 4.2 Force Majeure relief upon submission of toll camera timestamp logs.</w:t>
       </w:r>
     </w:p>
     <w:p>

--- a/india_monitor_data/rag/documents/Weather_Policies/Hyderabad_Weather_Protocol.docx
+++ b/india_monitor_data/rag/documents/Weather_Policies/Hyderabad_Weather_Protocol.docx
@@ -13,7 +13,7 @@
     </w:p>
     <w:p>
       <w:r>
-        <w:t>Generated: 2026-08-31 20:08:20</w:t>
+        <w:t>Generated: 2026-08-31 20:26:34</w:t>
       </w:r>
     </w:p>
     <w:p>
@@ -33,6 +33,22 @@
     <w:p>
       <w:r>
         <w:t>This document outlines severe weather protocols for Hyderabad based on historical weather alert patterns. It provides guidance for the O2C Delivery Risk Copilot on when to apply Force Majeure clauses, reroute shipments, and notify stakeholders.</w:t>
+      </w:r>
+    </w:p>
+    <w:p>
+      <w:pPr>
+        <w:pStyle w:val="Heading2"/>
+      </w:pPr>
+      <w:r>
+        <w:t>AI Cold-Chain &amp; Severe Weather Risk Directive (Qwen2.5 Synthesized)</w:t>
+      </w:r>
+    </w:p>
+    <w:p>
+      <w:r>
+        <w:t>Given the severe weather alerts in Hyderabad, India, with varying wind speeds and temperatures, it is crucial to implement robust cold-chain and fleet safety operational directives to mitigate risks associated with temperature degradation and ensure the quality and safety of pharmaceuticals and other temperature-sensitive cargo. The current weather conditions, including overcast, light drizzle, and broken clouds, with temperatures ranging from 28.2°C to 31.13°C and wind speeds up to 32.88 m/s, pose significant challenges. To address these, it is imperative to monitor the external temperature and humidity levels closely, as even slight deviations can lead to temperature excursions that may compromise the integrity of the cargo. For instance, the high wind speeds could potentially cause damage to cold storage units, while the overcast and broken clouds might lead to fluctuating temperatures, particularly during the transition periods.</w:t>
+        <w:br/>
+        <w:br/>
+        <w:t>To safeguard the quality and safety of the cargo, a strict QA hold protocol should be enforced. This includes regular temperature monitoring and logging, with immediate action taken if any deviation from the specified temperature range is detected. For instance, if the temperature exceeds the acceptable range for more than 30 minutes, the cargo should be held until the temperature stabilizes or is brought back within the acceptable range. Additionally, carriers should be informed of the potential risks and provided with clear guidelines on how to handle the cargo during transit. In the event of force majeure conditions, such as extreme weather, carriers should document the situation and provide evidence of the conditions to their respective logistics partners. This documentation should include real-time weather reports, temperature logs, and any other relevant data to support the claim for force majeure, ensuring compliance with service level agreements (SLAs) and minimizing potential disputes.</w:t>
       </w:r>
     </w:p>
     <w:p>

--- a/india_monitor_data/rag/documents/Weather_Policies/Hyderabad_Weather_Protocol.docx
+++ b/india_monitor_data/rag/documents/Weather_Policies/Hyderabad_Weather_Protocol.docx
@@ -8,47 +8,16 @@
         <w:jc w:val="center"/>
       </w:pPr>
       <w:r>
-        <w:t>Hyderabad Severe Weather Protocol</w:t>
+        <w:t>HYDERABAD SEVERE WEATHER PROTOCOL &amp; FREIGHT ADJUDICATION MATRIX</w:t>
       </w:r>
     </w:p>
     <w:p>
       <w:r>
-        <w:t>Generated: 2026-08-31 20:26:34</w:t>
-      </w:r>
-    </w:p>
-    <w:p>
-      <w:r>
-        <w:t>Total Alerts Analyzed: 5</w:t>
-      </w:r>
-    </w:p>
-    <w:p/>
-    <w:p>
-      <w:pPr>
-        <w:pStyle w:val="Heading1"/>
-      </w:pPr>
-      <w:r>
-        <w:t>Executive Summary</w:t>
-      </w:r>
-    </w:p>
-    <w:p>
-      <w:r>
-        <w:t>This document outlines severe weather protocols for Hyderabad based on historical weather alert patterns. It provides guidance for the O2C Delivery Risk Copilot on when to apply Force Majeure clauses, reroute shipments, and notify stakeholders.</w:t>
-      </w:r>
-    </w:p>
-    <w:p>
-      <w:pPr>
-        <w:pStyle w:val="Heading2"/>
-      </w:pPr>
-      <w:r>
-        <w:t>AI Cold-Chain &amp; Severe Weather Risk Directive (Qwen2.5 Synthesized)</w:t>
-      </w:r>
-    </w:p>
-    <w:p>
-      <w:r>
-        <w:t>Given the severe weather alerts in Hyderabad, India, with varying wind speeds and temperatures, it is crucial to implement robust cold-chain and fleet safety operational directives to mitigate risks associated with temperature degradation and ensure the quality and safety of pharmaceuticals and other temperature-sensitive cargo. The current weather conditions, including overcast, light drizzle, and broken clouds, with temperatures ranging from 28.2°C to 31.13°C and wind speeds up to 32.88 m/s, pose significant challenges. To address these, it is imperative to monitor the external temperature and humidity levels closely, as even slight deviations can lead to temperature excursions that may compromise the integrity of the cargo. For instance, the high wind speeds could potentially cause damage to cold storage units, while the overcast and broken clouds might lead to fluctuating temperatures, particularly during the transition periods.</w:t>
+        <w:t>Monitored Logistics Hub: Hyderabad Commercial Logistics Corridor</w:t>
         <w:br/>
+        <w:t>Generated: 2026-08-31 20:57:29 | Total Telemetry Events Analyzed: 5</w:t>
         <w:br/>
-        <w:t>To safeguard the quality and safety of the cargo, a strict QA hold protocol should be enforced. This includes regular temperature monitoring and logging, with immediate action taken if any deviation from the specified temperature range is detected. For instance, if the temperature exceeds the acceptable range for more than 30 minutes, the cargo should be held until the temperature stabilizes or is brought back within the acceptable range. Additionally, carriers should be informed of the potential risks and provided with clear guidelines on how to handle the cargo during transit. In the event of force majeure conditions, such as extreme weather, carriers should document the situation and provide evidence of the conditions to their respective logistics partners. This documentation should include real-time weather reports, temperature logs, and any other relevant data to support the claim for force majeure, ensuring compliance with service level agreements (SLAs) and minimizing potential disputes.</w:t>
+        <w:t>Observed Telemetry Extremes: Peak Temp: 31.1°C | Peak Wind: 32.9 m/s | Peak Rain: 0.1 mm/h | Min Visibility: 10.00 km</w:t>
       </w:r>
     </w:p>
     <w:p>
@@ -56,53 +25,16 @@
         <w:pStyle w:val="Heading1"/>
       </w:pPr>
       <w:r>
-        <w:t>Severe Weather Thresholds</w:t>
+        <w:t>1. EXTRACTED METEOROLOGICAL INSIGHTS &amp; EXPOSURE PROFILE</w:t>
       </w:r>
     </w:p>
     <w:p>
       <w:r>
-        <w:t>The following conditions trigger automatic Copilot alerts:</w:t>
-      </w:r>
-    </w:p>
-    <w:p>
-      <w:r>
-        <w:rPr>
-          <w:b/>
-        </w:rPr>
-        <w:t xml:space="preserve">🌡️  Extreme Heat: </w:t>
-      </w:r>
-      <w:r>
-        <w:t>Temperature &gt; 40°C</w:t>
+        <w:t>• Primary Hazard Vector: Gale Force Crosswinds (32.9 m/s) recorded in Hyderabad logistics cluster.</w:t>
         <w:br/>
-      </w:r>
-      <w:r>
-        <w:rPr>
-          <w:b/>
-        </w:rPr>
-        <w:t xml:space="preserve">💨 High Wind: </w:t>
-      </w:r>
-      <w:r>
-        <w:t>Wind Speed &gt; 15 m/s</w:t>
+        <w:t>• Secondary Hazard Vector: Ambient atmospheric stress causing transit velocity degradation and cargo vulnerability.</w:t>
         <w:br/>
-      </w:r>
-      <w:r>
-        <w:rPr>
-          <w:b/>
-        </w:rPr>
-        <w:t xml:space="preserve">🌧️  Heavy Rain: </w:t>
-      </w:r>
-      <w:r>
-        <w:t>Rainfall &gt; 20mm/hr</w:t>
-        <w:br/>
-      </w:r>
-      <w:r>
-        <w:rPr>
-          <w:b/>
-        </w:rPr>
-        <w:t xml:space="preserve">🌫️  Low Visibility: </w:t>
-      </w:r>
-      <w:r>
-        <w:t>Visibility &lt; 1km</w:t>
+        <w:t>• Critical Risk Window: Elevated highway exposure, linehaul velocity reduction (-25% to -40%), and thermal/moisture packaging stress.</w:t>
       </w:r>
     </w:p>
     <w:p>
@@ -110,29 +42,267 @@
         <w:pStyle w:val="Heading1"/>
       </w:pPr>
       <w:r>
-        <w:t>Recent Hyderabad Weather Alerts</w:t>
+        <w:t>2. LOGISTICS CORRIDOR &amp; CHOKE POINT RISK MATRIX</w:t>
       </w:r>
     </w:p>
+    <w:tbl>
+      <w:tblPr>
+        <w:tblStyle w:val="TableGrid"/>
+        <w:tblW w:type="auto" w:w="0"/>
+        <w:tblLook w:firstColumn="1" w:firstRow="1" w:lastColumn="0" w:lastRow="0" w:noHBand="0" w:noVBand="1" w:val="04A0"/>
+      </w:tblPr>
+      <w:tblGrid>
+        <w:gridCol w:w="2160"/>
+        <w:gridCol w:w="2160"/>
+        <w:gridCol w:w="2160"/>
+        <w:gridCol w:w="2160"/>
+      </w:tblGrid>
+      <w:tr>
+        <w:tc>
+          <w:tcPr>
+            <w:tcW w:type="dxa" w:w="2160"/>
+          </w:tcPr>
+          <w:p>
+            <w:r>
+              <w:t>Logistics Corridor / Choke Point</w:t>
+            </w:r>
+          </w:p>
+        </w:tc>
+        <w:tc>
+          <w:tcPr>
+            <w:tcW w:type="dxa" w:w="2160"/>
+          </w:tcPr>
+          <w:p>
+            <w:r>
+              <w:t>Hazard Level</w:t>
+            </w:r>
+          </w:p>
+        </w:tc>
+        <w:tc>
+          <w:tcPr>
+            <w:tcW w:type="dxa" w:w="2160"/>
+          </w:tcPr>
+          <w:p>
+            <w:r>
+              <w:t>Vulnerability Profile</w:t>
+            </w:r>
+          </w:p>
+        </w:tc>
+        <w:tc>
+          <w:tcPr>
+            <w:tcW w:type="dxa" w:w="2160"/>
+          </w:tcPr>
+          <w:p>
+            <w:r>
+              <w:t>Mandatory Fleet Directive</w:t>
+            </w:r>
+          </w:p>
+        </w:tc>
+      </w:tr>
+      <w:tr>
+        <w:tc>
+          <w:tcPr>
+            <w:tcW w:type="dxa" w:w="2160"/>
+          </w:tcPr>
+          <w:p>
+            <w:r>
+              <w:t>Hyderabad Outer Ring Road (ORR)</w:t>
+            </w:r>
+          </w:p>
+        </w:tc>
+        <w:tc>
+          <w:tcPr>
+            <w:tcW w:type="dxa" w:w="2160"/>
+          </w:tcPr>
+          <w:p>
+            <w:r>
+              <w:t>🔴 HIGH (32.9 m/s wind)</w:t>
+            </w:r>
+          </w:p>
+        </w:tc>
+        <w:tc>
+          <w:tcPr>
+            <w:tcW w:type="dxa" w:w="2160"/>
+          </w:tcPr>
+          <w:p>
+            <w:r>
+              <w:t>High-cube trailer rollover hazard</w:t>
+            </w:r>
+          </w:p>
+        </w:tc>
+        <w:tc>
+          <w:tcPr>
+            <w:tcW w:type="dxa" w:w="2160"/>
+          </w:tcPr>
+          <w:p>
+            <w:r>
+              <w:t>Enforce 40 km/h speed cap; divert high-cube trailers (&gt;3.0m) to ground arterials.</w:t>
+            </w:r>
+          </w:p>
+        </w:tc>
+      </w:tr>
+      <w:tr>
+        <w:tc>
+          <w:tcPr>
+            <w:tcW w:type="dxa" w:w="2160"/>
+          </w:tcPr>
+          <w:p>
+            <w:r>
+              <w:t>Shamshabad Air Cargo Terminal</w:t>
+            </w:r>
+          </w:p>
+        </w:tc>
+        <w:tc>
+          <w:tcPr>
+            <w:tcW w:type="dxa" w:w="2160"/>
+          </w:tcPr>
+          <w:p>
+            <w:r>
+              <w:t>🟡 MODERATE</w:t>
+            </w:r>
+          </w:p>
+        </w:tc>
+        <w:tc>
+          <w:tcPr>
+            <w:tcW w:type="dxa" w:w="2160"/>
+          </w:tcPr>
+          <w:p>
+            <w:r>
+              <w:t>Crosswind shear &amp; ramp transfer dwell</w:t>
+            </w:r>
+          </w:p>
+        </w:tc>
+        <w:tc>
+          <w:tcPr>
+            <w:tcW w:type="dxa" w:w="2160"/>
+          </w:tcPr>
+          <w:p>
+            <w:r>
+              <w:t>Inject +4.0h buffer on air-to-road freight transfers.</w:t>
+            </w:r>
+          </w:p>
+        </w:tc>
+      </w:tr>
+      <w:tr>
+        <w:tc>
+          <w:tcPr>
+            <w:tcW w:type="dxa" w:w="2160"/>
+          </w:tcPr>
+          <w:p>
+            <w:r>
+              <w:t>NH-65 (Hyderabad-Vijayawada)</w:t>
+            </w:r>
+          </w:p>
+        </w:tc>
+        <w:tc>
+          <w:tcPr>
+            <w:tcW w:type="dxa" w:w="2160"/>
+          </w:tcPr>
+          <w:p>
+            <w:r>
+              <w:t>🟡 MODERATE</w:t>
+            </w:r>
+          </w:p>
+        </w:tc>
+        <w:tc>
+          <w:tcPr>
+            <w:tcW w:type="dxa" w:w="2160"/>
+          </w:tcPr>
+          <w:p>
+            <w:r>
+              <w:t>Pavement slickness / heavy linehaul traffic</w:t>
+            </w:r>
+          </w:p>
+        </w:tc>
+        <w:tc>
+          <w:tcPr>
+            <w:tcW w:type="dxa" w:w="2160"/>
+          </w:tcPr>
+          <w:p>
+            <w:r>
+              <w:t>Mandatory secondary 80-gauge poly-stretch pallet wrapping.</w:t>
+            </w:r>
+          </w:p>
+        </w:tc>
+      </w:tr>
+      <w:tr>
+        <w:tc>
+          <w:tcPr>
+            <w:tcW w:type="dxa" w:w="2160"/>
+          </w:tcPr>
+          <w:p>
+            <w:r>
+              <w:t>Medchal Industrial Logistics Park</w:t>
+            </w:r>
+          </w:p>
+        </w:tc>
+        <w:tc>
+          <w:tcPr>
+            <w:tcW w:type="dxa" w:w="2160"/>
+          </w:tcPr>
+          <w:p>
+            <w:r>
+              <w:t>🟢 LOW</w:t>
+            </w:r>
+          </w:p>
+        </w:tc>
+        <w:tc>
+          <w:tcPr>
+            <w:tcW w:type="dxa" w:w="2160"/>
+          </w:tcPr>
+          <w:p>
+            <w:r>
+              <w:t>Warehouse staging operations</w:t>
+            </w:r>
+          </w:p>
+        </w:tc>
+        <w:tc>
+          <w:tcPr>
+            <w:tcW w:type="dxa" w:w="2160"/>
+          </w:tcPr>
+          <w:p>
+            <w:r>
+              <w:t>Standard operating procedures apply.</w:t>
+            </w:r>
+          </w:p>
+        </w:tc>
+      </w:tr>
+    </w:tbl>
+    <w:p/>
     <w:p>
       <w:pPr>
-        <w:pStyle w:val="Heading2"/>
+        <w:pStyle w:val="Heading1"/>
       </w:pPr>
       <w:r>
-        <w:t>High Wind &amp; Gale Warning Protocol</w:t>
+        <w:t>3. BINDING OPERATIONAL &amp; QUALITY ASSURANCE (QA) DIRECTIVES</w:t>
       </w:r>
     </w:p>
     <w:p>
       <w:r>
-        <w:t>💨 5 high wind events recorded. Peak: 32.9 m/s in Hyderabad.</w:t>
+        <w:t>[RULE-W-HYD-01] TRAILER EQUIPMENT &amp; FLEET RESTRICTION:</w:t>
+        <w:br/>
+        <w:t xml:space="preserve">  Wind speed &gt;= 15.0 m/s or heavy rain &gt;= 20.0 mm/h mandates immediate suspension of high-cube curtain-sided trailers (&gt;3.0m height). Dispatch must substitute low-profile rigid trucks.</w:t>
       </w:r>
     </w:p>
     <w:p>
       <w:r>
-        <w:t>• Transit Safety: High crosswinds exceeding 15.0 m/s pose rollover hazards for high-cube curtain-sided trailers (&gt;3.0m height).</w:t>
+        <w:t>[RULE-W-HYD-02] FORCE MAJEURE &amp; SLA ADJUDICATION (CLAUSE 4.2):</w:t>
         <w:br/>
-        <w:t>• Carrier Routing Directive: Suspend high-cube trailer routing over coastal bridges and elevated expressways; mandate low-profile rigid trucks.</w:t>
+        <w:t xml:space="preserve">  Weather conditions exceeding official alert thresholds qualify as IMD-recognized Severe Meteorological Events. Carrier delay penalties ($500/day -&gt; $0.00) are waived upon submission of verified telematics logs.</w:t>
+      </w:r>
+    </w:p>
+    <w:p>
+      <w:r>
+        <w:t>[RULE-W-HYD-03] COLD-CHAIN &amp; MOISTURE INTEGRITY PROTOCOL:</w:t>
         <w:br/>
-        <w:t>• Force Majeure Eligibility: Delays resulting from official IMD (India Meteorological Department) gale warnings qualify for Section 4.2 Force Majeure relief upon submission of toll camera timestamp logs.</w:t>
+        <w:t xml:space="preserve">  Ambient temperature &gt;40.0°C exceeding 4.0 hours without active reefer logging mandates HPLC stability assay and 20% shelf-life reduction (QA Policy 2024-03). Carton moisture &gt;12% mandates 100% rejection.</w:t>
+      </w:r>
+    </w:p>
+    <w:p>
+      <w:r>
+        <w:t>[RULE-W-HYD-04] DYNAMIC ETA BUFFER &amp; REDELIVERY FEE WAIVER:</w:t>
+        <w:br/>
+        <w:t xml:space="preserve">  Automatically inject a +4.0h to +8.0h dynamic safety buffer into predicted arrival time (PDD). If delay pushes arrival past clinic closing time (17:00), reschedule to 09:00 next business day with $150 redelivery fee waiver.</w:t>
       </w:r>
     </w:p>
     <w:p>
@@ -140,60 +310,27 @@
         <w:pStyle w:val="Heading1"/>
       </w:pPr>
       <w:r>
-        <w:t>Automated Copilot Actions</w:t>
+        <w:t>4. COPILOT DETERMINISTIC ACTION CHECKLIST</w:t>
       </w:r>
     </w:p>
     <w:p>
       <w:r>
-        <w:t>When severe weather is detected, the Copilot automatically:</w:t>
+        <w:t>[x] Step 1: Query live weather telemetry in Hyderabad against alert thresholds (Temp &gt;40°C, Wind &gt;15m/s, Rain &gt;20mm/h).</w:t>
       </w:r>
     </w:p>
     <w:p>
-      <w:pPr>
-        <w:pStyle w:val="ListBullet"/>
-      </w:pPr>
       <w:r>
-        <w:t>1. Cross-references carrier location with weather alert zone</w:t>
+        <w:t>[x] Step 2: Cross-reference active SAP linehauls (sap_vttk) entering Hyderabad and check carrier equipment profile.</w:t>
       </w:r>
     </w:p>
     <w:p>
-      <w:pPr>
-        <w:pStyle w:val="ListBullet"/>
-      </w:pPr>
       <w:r>
-        <w:t>2. Calculates delay probability and revised ETA</w:t>
+        <w:t>[x] Step 3: Apply [RULE-W-HYD-02] Force Majeure relief to waive SLA penalties if alert conditions verified.</w:t>
       </w:r>
     </w:p>
     <w:p>
-      <w:pPr>
-        <w:pStyle w:val="ListBullet"/>
-      </w:pPr>
       <w:r>
-        <w:t>3. Retrieves applicable Force Majeure clauses from vendor contracts</w:t>
-      </w:r>
-    </w:p>
-    <w:p>
-      <w:pPr>
-        <w:pStyle w:val="ListBullet"/>
-      </w:pPr>
-      <w:r>
-        <w:t>4. Assesses QA inspection requirements based on cargo type and delay duration</w:t>
-      </w:r>
-    </w:p>
-    <w:p>
-      <w:pPr>
-        <w:pStyle w:val="ListBullet"/>
-      </w:pPr>
-      <w:r>
-        <w:t>5. Notifies logistics planners via MS Teams with recommended mitigation</w:t>
-      </w:r>
-    </w:p>
-    <w:p>
-      <w:pPr>
-        <w:pStyle w:val="ListBullet"/>
-      </w:pPr>
-      <w:r>
-        <w:t>6. Updates SAP delivery date (VDATU) if delay confirmed</w:t>
+        <w:t>[x] Step 4: Dispatch automated Actionable Adaptive Card to Regional Logistics Director for approvals exceeding $500.</w:t>
       </w:r>
     </w:p>
     <w:sectPr>

--- a/india_monitor_data/rag/documents/Weather_Policies/Hyderabad_Weather_Protocol.docx
+++ b/india_monitor_data/rag/documents/Weather_Policies/Hyderabad_Weather_Protocol.docx
@@ -15,7 +15,7 @@
       <w:r>
         <w:t>Monitored Logistics Hub: Hyderabad Commercial Logistics Corridor</w:t>
         <w:br/>
-        <w:t>Generated: 2026-08-31 20:57:29 | Total Telemetry Events Analyzed: 5</w:t>
+        <w:t>Generated: 2026-09-02 22:53:44 | Total Telemetry Events Analyzed: 5</w:t>
         <w:br/>
         <w:t>Observed Telemetry Extremes: Peak Temp: 31.1°C | Peak Wind: 32.9 m/s | Peak Rain: 0.1 mm/h | Min Visibility: 10.00 km</w:t>
       </w:r>

--- a/india_monitor_data/rag/documents/Weather_Policies/Hyderabad_Weather_Protocol.docx
+++ b/india_monitor_data/rag/documents/Weather_Policies/Hyderabad_Weather_Protocol.docx
@@ -15,7 +15,7 @@
       <w:r>
         <w:t>Monitored Logistics Hub: Hyderabad Commercial Logistics Corridor</w:t>
         <w:br/>
-        <w:t>Generated: 2026-09-02 22:53:44 | Total Telemetry Events Analyzed: 5</w:t>
+        <w:t>Generated: 2026-09-08 14:22:28 | Total Telemetry Events Analyzed: 5</w:t>
         <w:br/>
         <w:t>Observed Telemetry Extremes: Peak Temp: 31.1°C | Peak Wind: 32.9 m/s | Peak Rain: 0.1 mm/h | Min Visibility: 10.00 km</w:t>
       </w:r>

--- a/india_monitor_data/rag/documents/Weather_Policies/Hyderabad_Weather_Protocol.docx
+++ b/india_monitor_data/rag/documents/Weather_Policies/Hyderabad_Weather_Protocol.docx
@@ -15,7 +15,7 @@
       <w:r>
         <w:t>Monitored Logistics Hub: Hyderabad Commercial Logistics Corridor</w:t>
         <w:br/>
-        <w:t>Generated: 2026-09-08 14:22:28 | Total Telemetry Events Analyzed: 5</w:t>
+        <w:t>Generated: 2026-09-09 16:49:43 | Total Telemetry Events Analyzed: 5</w:t>
         <w:br/>
         <w:t>Observed Telemetry Extremes: Peak Temp: 31.1°C | Peak Wind: 32.9 m/s | Peak Rain: 0.1 mm/h | Min Visibility: 10.00 km</w:t>
       </w:r>
